--- a/public/templates/YAT-Deployment-Report-Template.docx
+++ b/public/templates/YAT-Deployment-Report-Template.docx
@@ -626,10 +626,18 @@
       <w:r>
         <w:rPr>
           <w:i/>
+          <w:color w:val="EE0000"/>
+          <w:sz w:val="19"/>
+        </w:rPr>
+        <w:t xml:space="preserve">Write this last. </w:t>
+      </w:r>
+      <w:r>
+        <w:rPr>
+          <w:i/>
           <w:color w:val="6B6660"/>
           <w:sz w:val="19"/>
         </w:rPr>
-        <w:t>Write this last. A ≤ 1-page summary the reader sees first: what was deployed (or changed); the region/AZ footprint; the 2–3 highlights; any limitations or items deferred to a later phase; and — for a resilience deployment — whether the availability target is now met and the headline simulation outcomes. ~250–400 words.</w:t>
+        <w:t>A ≤ 1-page summary the reader sees first: what was deployed (or changed); the region/AZ footprint; the 2–3 highlights; any limitations or items deferred to a later phase; and — for a resilience deployment — whether the availability target is now met and the headline simulation outcomes. ~250–400 words.</w:t>
       </w:r>
     </w:p>
     <w:p>
@@ -3830,19 +3838,18 @@
           <w:sz w:val="20"/>
           <w:szCs w:val="20"/>
         </w:rPr>
-        <w:t xml:space="preserve">Q1. Identify the </w:t>
-      </w:r>
-      <w:proofErr w:type="spellStart"/>
-      <w:r>
+        <w:t xml:space="preserve">Q1. Identify the compute, networking and scaling services you deployed (e.g. EC2, ALB, Auto Scaling Group), and for each explain the feature it provides and how that choice supports the YAT LMS specifically (its load pattern, availability needs). </w:t>
+      </w:r>
+    </w:p>
+    <w:p>
+      <w:pPr>
         <w:rPr>
           <w:i/>
           <w:color w:val="6B6660"/>
           <w:sz w:val="20"/>
           <w:szCs w:val="20"/>
         </w:rPr>
-        <w:t>compute</w:t>
-      </w:r>
-      <w:proofErr w:type="spellEnd"/>
+      </w:pPr>
       <w:r>
         <w:rPr>
           <w:i/>
@@ -3850,38 +3857,8 @@
           <w:sz w:val="20"/>
           <w:szCs w:val="20"/>
         </w:rPr>
-        <w:t xml:space="preserve">, networking and scaling services you deployed (e.g. EC2, ALB, Auto Scaling Group), and for each explain the feature it provides and how that choice supports the YAT LMS specifically (its load pattern, availability needs). </w:t>
-      </w:r>
-    </w:p>
-    <w:p>
-      <w:pPr>
-        <w:rPr>
-          <w:i/>
-          <w:color w:val="6B6660"/>
-          <w:sz w:val="20"/>
-          <w:szCs w:val="20"/>
-        </w:rPr>
-      </w:pPr>
-      <w:r>
-        <w:rPr>
-          <w:i/>
-          <w:color w:val="6B6660"/>
-          <w:sz w:val="20"/>
-          <w:szCs w:val="20"/>
-        </w:rPr>
-        <w:t xml:space="preserve">[ Write your response </w:t>
-      </w:r>
-      <w:proofErr w:type="gramStart"/>
-      <w:r>
-        <w:rPr>
-          <w:i/>
-          <w:color w:val="6B6660"/>
-          <w:sz w:val="20"/>
-          <w:szCs w:val="20"/>
-        </w:rPr>
-        <w:t>here ]</w:t>
-      </w:r>
-      <w:proofErr w:type="gramEnd"/>
+        <w:t>[ Write your response here ]</w:t>
+      </w:r>
     </w:p>
     <w:p>
       <w:pPr>
@@ -3972,19 +3949,18 @@
           <w:sz w:val="20"/>
           <w:szCs w:val="20"/>
         </w:rPr>
-        <w:t xml:space="preserve">Q3. Using your own environment, name two responsibilities that remain YAT's and one that shifted to AWS under the </w:t>
-      </w:r>
-      <w:proofErr w:type="gramStart"/>
-      <w:r>
+        <w:t xml:space="preserve">Q3. Using your own environment, name two responsibilities that remain YAT's and one that shifted to AWS under the shared-responsibility model, and say why each falls where it does. </w:t>
+      </w:r>
+    </w:p>
+    <w:p>
+      <w:pPr>
         <w:rPr>
           <w:i/>
           <w:color w:val="6B6660"/>
           <w:sz w:val="20"/>
           <w:szCs w:val="20"/>
         </w:rPr>
-        <w:t>shared-responsibility</w:t>
-      </w:r>
-      <w:proofErr w:type="gramEnd"/>
+      </w:pPr>
       <w:r>
         <w:rPr>
           <w:i/>
@@ -3992,19 +3968,26 @@
           <w:sz w:val="20"/>
           <w:szCs w:val="20"/>
         </w:rPr>
-        <w:t xml:space="preserve"> </w:t>
-      </w:r>
-      <w:proofErr w:type="gramStart"/>
-      <w:r>
+        <w:t>[ Write your response here]</w:t>
+      </w:r>
+    </w:p>
+    <w:p>
+      <w:pPr>
+        <w:rPr>
+          <w:sz w:val="20"/>
+          <w:szCs w:val="20"/>
+        </w:rPr>
+      </w:pPr>
+    </w:p>
+    <w:p>
+      <w:pPr>
         <w:rPr>
           <w:i/>
           <w:color w:val="6B6660"/>
           <w:sz w:val="20"/>
           <w:szCs w:val="20"/>
         </w:rPr>
-        <w:t>model, and</w:t>
-      </w:r>
-      <w:proofErr w:type="gramEnd"/>
+      </w:pPr>
       <w:r>
         <w:rPr>
           <w:i/>
@@ -4012,19 +3995,18 @@
           <w:sz w:val="20"/>
           <w:szCs w:val="20"/>
         </w:rPr>
-        <w:t xml:space="preserve"> say why each </w:t>
-      </w:r>
-      <w:proofErr w:type="gramStart"/>
-      <w:r>
+        <w:t xml:space="preserve">Q4. Pick one IAM group you created, describe the permissions you gave it and the job function it serves, and explain why its permissions differ from another group in your build. </w:t>
+      </w:r>
+    </w:p>
+    <w:p>
+      <w:pPr>
         <w:rPr>
           <w:i/>
           <w:color w:val="6B6660"/>
           <w:sz w:val="20"/>
           <w:szCs w:val="20"/>
         </w:rPr>
-        <w:t>falls</w:t>
-      </w:r>
-      <w:proofErr w:type="gramEnd"/>
+      </w:pPr>
       <w:r>
         <w:rPr>
           <w:i/>
@@ -4032,8 +4014,16 @@
           <w:sz w:val="20"/>
           <w:szCs w:val="20"/>
         </w:rPr>
-        <w:t xml:space="preserve"> where it does. </w:t>
-      </w:r>
+        <w:t>[ Write your response here]</w:t>
+      </w:r>
+    </w:p>
+    <w:p>
+      <w:pPr>
+        <w:rPr>
+          <w:sz w:val="20"/>
+          <w:szCs w:val="20"/>
+        </w:rPr>
+      </w:pPr>
     </w:p>
     <w:p>
       <w:pPr>
@@ -4051,16 +4041,9 @@
           <w:sz w:val="20"/>
           <w:szCs w:val="20"/>
         </w:rPr>
-        <w:t>[ Write your response here]</w:t>
-      </w:r>
-    </w:p>
-    <w:p>
-      <w:pPr>
-        <w:rPr>
-          <w:sz w:val="20"/>
-          <w:szCs w:val="20"/>
-        </w:rPr>
-      </w:pPr>
+        <w:lastRenderedPageBreak/>
+        <w:t>Q5. Pick one security group you configured, state its rules, explain why you restricted traffic that way, and describe the risk to YAT if that restriction were removed.</w:t>
+      </w:r>
     </w:p>
     <w:p>
       <w:pPr>
@@ -4078,19 +4061,26 @@
           <w:sz w:val="20"/>
           <w:szCs w:val="20"/>
         </w:rPr>
-        <w:t xml:space="preserve">Q4. Pick one IAM group you created, describe the permissions you gave </w:t>
-      </w:r>
-      <w:proofErr w:type="gramStart"/>
-      <w:r>
+        <w:t>[ Write your response here]</w:t>
+      </w:r>
+    </w:p>
+    <w:p>
+      <w:pPr>
+        <w:rPr>
+          <w:sz w:val="20"/>
+          <w:szCs w:val="20"/>
+        </w:rPr>
+      </w:pPr>
+    </w:p>
+    <w:p>
+      <w:pPr>
         <w:rPr>
           <w:i/>
           <w:color w:val="6B6660"/>
           <w:sz w:val="20"/>
           <w:szCs w:val="20"/>
         </w:rPr>
-        <w:t>it</w:t>
-      </w:r>
-      <w:proofErr w:type="gramEnd"/>
+      </w:pPr>
       <w:r>
         <w:rPr>
           <w:i/>
@@ -4098,7 +4088,7 @@
           <w:sz w:val="20"/>
           <w:szCs w:val="20"/>
         </w:rPr>
-        <w:t xml:space="preserve"> and the job function it serves, and explain why its permissions differ from another group in your build. </w:t>
+        <w:t>Q6. Identify two points in your deployment where DNS resolution happens (e.g. users reaching the LMS via the ALB; EC2 reaching the RDS endpoint), and explain what would fail for YAT if each were misconfigured</w:t>
       </w:r>
     </w:p>
     <w:p>
@@ -4130,6 +4120,47 @@
     </w:p>
     <w:p>
       <w:pPr>
+        <w:pStyle w:val="Heading1"/>
+      </w:pPr>
+      <w:r>
+        <w:t>8. Knowledge Evidence Responses (S1 CL1 AT3 only)</w:t>
+      </w:r>
+    </w:p>
+    <w:p>
+      <w:pPr>
+        <w:rPr>
+          <w:color w:val="EE0000"/>
+          <w:sz w:val="19"/>
+          <w:szCs w:val="21"/>
+        </w:rPr>
+      </w:pPr>
+      <w:r>
+        <w:rPr>
+          <w:color w:val="EE0000"/>
+          <w:sz w:val="19"/>
+          <w:szCs w:val="21"/>
+        </w:rPr>
+        <w:t>(for assessments other than S1 CL1 AT</w:t>
+      </w:r>
+      <w:r>
+        <w:rPr>
+          <w:color w:val="EE0000"/>
+          <w:sz w:val="19"/>
+          <w:szCs w:val="21"/>
+        </w:rPr>
+        <w:t>3</w:t>
+      </w:r>
+      <w:r>
+        <w:rPr>
+          <w:color w:val="EE0000"/>
+          <w:sz w:val="19"/>
+          <w:szCs w:val="21"/>
+        </w:rPr>
+        <w:t xml:space="preserve"> delete this section)</w:t>
+      </w:r>
+    </w:p>
+    <w:p>
+      <w:pPr>
         <w:rPr>
           <w:i/>
           <w:color w:val="6B6660"/>
@@ -4144,65 +4175,63 @@
           <w:sz w:val="20"/>
           <w:szCs w:val="20"/>
         </w:rPr>
-        <w:lastRenderedPageBreak/>
-        <w:t>Q5. Pick one security group you configured, state its rules, explain why you restricted traffic that way, and describe the risk to YAT if that restriction were removed.</w:t>
-      </w:r>
-    </w:p>
-    <w:p>
-      <w:pPr>
+        <w:t xml:space="preserve">Q1. </w:t>
+      </w:r>
+      <w:r>
         <w:rPr>
           <w:i/>
           <w:color w:val="6B6660"/>
           <w:sz w:val="20"/>
           <w:szCs w:val="20"/>
         </w:rPr>
-      </w:pPr>
-      <w:r>
+        <w:t>Choose at least three HA concepts relevant to your design (fault tolerance, SPOFs, RPO/RTO, SLAs, MTTF/MTTR/MTBF, vertical vs horizontal scaling). For each: define it in your own words, name where it appears in your work, and say how it shaped an implementation choice.</w:t>
+      </w:r>
+    </w:p>
+    <w:p>
+      <w:pPr>
         <w:rPr>
           <w:i/>
           <w:color w:val="6B6660"/>
           <w:sz w:val="20"/>
           <w:szCs w:val="20"/>
         </w:rPr>
-        <w:t>[ Write your response here]</w:t>
-      </w:r>
-    </w:p>
-    <w:p>
-      <w:pPr>
-        <w:rPr>
-          <w:sz w:val="20"/>
-          <w:szCs w:val="20"/>
-        </w:rPr>
-      </w:pPr>
-    </w:p>
-    <w:p>
-      <w:pPr>
+      </w:pPr>
+      <w:r>
         <w:rPr>
           <w:i/>
           <w:color w:val="6B6660"/>
           <w:sz w:val="20"/>
           <w:szCs w:val="20"/>
         </w:rPr>
-      </w:pPr>
-      <w:r>
+        <w:t>[ Write your response here]</w:t>
+      </w:r>
+    </w:p>
+    <w:p>
+      <w:pPr>
+        <w:rPr>
+          <w:sz w:val="20"/>
+          <w:szCs w:val="20"/>
+        </w:rPr>
+      </w:pPr>
+    </w:p>
+    <w:p>
+      <w:pPr>
         <w:rPr>
           <w:i/>
           <w:color w:val="6B6660"/>
           <w:sz w:val="20"/>
           <w:szCs w:val="20"/>
         </w:rPr>
-        <w:t>Q6. Identify two points in your deployment where DNS resolution happens (e.g. users reaching the LMS via the ALB; EC2 reaching the RDS endpoint), and explain what would fail for YAT if each were misconfigured</w:t>
-      </w:r>
-    </w:p>
-    <w:p>
-      <w:pPr>
+      </w:pPr>
+      <w:r>
         <w:rPr>
           <w:i/>
           <w:color w:val="6B6660"/>
           <w:sz w:val="20"/>
           <w:szCs w:val="20"/>
         </w:rPr>
-      </w:pPr>
+        <w:t xml:space="preserve">Q2. </w:t>
+      </w:r>
       <w:r>
         <w:rPr>
           <w:i/>
@@ -4210,62 +4239,7 @@
           <w:sz w:val="20"/>
           <w:szCs w:val="20"/>
         </w:rPr>
-        <w:t>[ Write your response here]</w:t>
-      </w:r>
-    </w:p>
-    <w:p>
-      <w:pPr>
-        <w:rPr>
-          <w:sz w:val="20"/>
-          <w:szCs w:val="20"/>
-        </w:rPr>
-      </w:pPr>
-    </w:p>
-    <w:p>
-      <w:pPr>
-        <w:pStyle w:val="Heading1"/>
-      </w:pPr>
-      <w:r>
-        <w:t>8. Knowledge Evidence Responses (S1 CL1 AT</w:t>
-      </w:r>
-      <w:r>
-        <w:t>3</w:t>
-      </w:r>
-      <w:r>
-        <w:t xml:space="preserve"> only)</w:t>
-      </w:r>
-    </w:p>
-    <w:p>
-      <w:pPr>
-        <w:rPr>
-          <w:color w:val="EE0000"/>
-          <w:sz w:val="19"/>
-          <w:szCs w:val="21"/>
-        </w:rPr>
-      </w:pPr>
-      <w:r>
-        <w:rPr>
-          <w:color w:val="EE0000"/>
-          <w:sz w:val="19"/>
-          <w:szCs w:val="21"/>
-        </w:rPr>
-        <w:t>(for assessments other than S1 CL1 AT</w:t>
-      </w:r>
-      <w:r>
-        <w:rPr>
-          <w:color w:val="EE0000"/>
-          <w:sz w:val="19"/>
-          <w:szCs w:val="21"/>
-        </w:rPr>
-        <w:t>3</w:t>
-      </w:r>
-      <w:r>
-        <w:rPr>
-          <w:color w:val="EE0000"/>
-          <w:sz w:val="19"/>
-          <w:szCs w:val="21"/>
-        </w:rPr>
-        <w:t xml:space="preserve"> delete this section)</w:t>
+        <w:t>From your HA testing: (a) a technique you used to avoid creating a single point of failure while testing, and (b) a debugging technique you used or would use to isolate the cause of an unexpected result.</w:t>
       </w:r>
     </w:p>
     <w:p>
@@ -4284,17 +4258,18 @@
           <w:sz w:val="20"/>
           <w:szCs w:val="20"/>
         </w:rPr>
-        <w:t xml:space="preserve">Q1. </w:t>
-      </w:r>
-      <w:r>
+        <w:t>[ Write your response here]</w:t>
+      </w:r>
+    </w:p>
+    <w:p>
+      <w:pPr>
         <w:rPr>
           <w:i/>
           <w:color w:val="6B6660"/>
           <w:sz w:val="20"/>
           <w:szCs w:val="20"/>
         </w:rPr>
-        <w:t>Choose at least three HA concepts relevant to your design (fault tolerance, SPOFs, RPO/RTO, SLAs, MTTF/MTTR/MTBF, vertical vs horizontal scaling). For each: define it in your own words, name where it appears in your work, and say how it shaped an implementation choice.</w:t>
-      </w:r>
+      </w:pPr>
     </w:p>
     <w:p>
       <w:pPr>
@@ -4312,35 +4287,27 @@
           <w:sz w:val="20"/>
           <w:szCs w:val="20"/>
         </w:rPr>
-        <w:t>[ Write your response here]</w:t>
-      </w:r>
-    </w:p>
-    <w:p>
-      <w:pPr>
-        <w:rPr>
-          <w:sz w:val="20"/>
-          <w:szCs w:val="20"/>
-        </w:rPr>
-      </w:pPr>
-    </w:p>
-    <w:p>
-      <w:pPr>
+        <w:t xml:space="preserve">Q3. </w:t>
+      </w:r>
+      <w:r>
         <w:rPr>
           <w:i/>
           <w:color w:val="6B6660"/>
           <w:sz w:val="20"/>
           <w:szCs w:val="20"/>
         </w:rPr>
-      </w:pPr>
-      <w:r>
+        <w:t>Which tools did you use to measure the availability impact of a failure? Show how you computed the impact for one specific simulation (with your timing data), and name one limitation of your method.</w:t>
+      </w:r>
+    </w:p>
+    <w:p>
+      <w:pPr>
         <w:rPr>
           <w:i/>
           <w:color w:val="6B6660"/>
           <w:sz w:val="20"/>
           <w:szCs w:val="20"/>
         </w:rPr>
-        <w:t xml:space="preserve">Q2. </w:t>
-      </w:r>
+      </w:pPr>
       <w:r>
         <w:rPr>
           <w:i/>
@@ -4348,17 +4315,18 @@
           <w:sz w:val="20"/>
           <w:szCs w:val="20"/>
         </w:rPr>
-        <w:t>From your HA testing: (a) a technique you used to avoid creating a single point of failure while testing, and (b) a debugging technique you used or would use to isolate the cause of an unexpected result</w:t>
-      </w:r>
-      <w:r>
+        <w:t>[ Write your response here]</w:t>
+      </w:r>
+    </w:p>
+    <w:p>
+      <w:pPr>
         <w:rPr>
           <w:i/>
           <w:color w:val="6B6660"/>
           <w:sz w:val="20"/>
           <w:szCs w:val="20"/>
         </w:rPr>
-        <w:t>.</w:t>
-      </w:r>
+      </w:pPr>
     </w:p>
     <w:p>
       <w:pPr>
@@ -4376,18 +4344,17 @@
           <w:sz w:val="20"/>
           <w:szCs w:val="20"/>
         </w:rPr>
-        <w:t>[ Write your response here]</w:t>
-      </w:r>
-    </w:p>
-    <w:p>
-      <w:pPr>
+        <w:t xml:space="preserve">Q4. </w:t>
+      </w:r>
+      <w:r>
         <w:rPr>
           <w:i/>
           <w:color w:val="6B6660"/>
           <w:sz w:val="20"/>
           <w:szCs w:val="20"/>
         </w:rPr>
-      </w:pPr>
+        <w:t>For the services in your solution (e.g. S3, RDS, ALB), explain which fault tolerance is built in by AWS and which you had to design, being precise about where the responsibility line falls for each.</w:t>
+      </w:r>
     </w:p>
     <w:p>
       <w:pPr>
@@ -4405,17 +4372,18 @@
           <w:sz w:val="20"/>
           <w:szCs w:val="20"/>
         </w:rPr>
-        <w:t xml:space="preserve">Q3. </w:t>
-      </w:r>
-      <w:r>
+        <w:t>[ Write your response here]</w:t>
+      </w:r>
+    </w:p>
+    <w:p>
+      <w:pPr>
         <w:rPr>
           <w:i/>
           <w:color w:val="6B6660"/>
           <w:sz w:val="20"/>
           <w:szCs w:val="20"/>
         </w:rPr>
-        <w:t>Which tools did you use to measure the availability impact of a failure? Show how you computed the impact for one specific simulation (with your timing data), and name one limitation of your method.</w:t>
-      </w:r>
+      </w:pPr>
     </w:p>
     <w:p>
       <w:pPr>
@@ -4433,122 +4401,16 @@
           <w:sz w:val="20"/>
           <w:szCs w:val="20"/>
         </w:rPr>
-        <w:t>[ Write your response here]</w:t>
-      </w:r>
-    </w:p>
-    <w:p>
-      <w:pPr>
+        <w:t xml:space="preserve">Q5. </w:t>
+      </w:r>
+      <w:r>
         <w:rPr>
           <w:i/>
           <w:color w:val="6B6660"/>
           <w:sz w:val="20"/>
           <w:szCs w:val="20"/>
         </w:rPr>
-      </w:pPr>
-    </w:p>
-    <w:p>
-      <w:pPr>
-        <w:rPr>
-          <w:i/>
-          <w:color w:val="6B6660"/>
-          <w:sz w:val="20"/>
-          <w:szCs w:val="20"/>
-        </w:rPr>
-      </w:pPr>
-      <w:r>
-        <w:rPr>
-          <w:i/>
-          <w:color w:val="6B6660"/>
-          <w:sz w:val="20"/>
-          <w:szCs w:val="20"/>
-        </w:rPr>
-        <w:t xml:space="preserve">Q4. </w:t>
-      </w:r>
-      <w:r>
-        <w:rPr>
-          <w:i/>
-          <w:color w:val="6B6660"/>
-          <w:sz w:val="20"/>
-          <w:szCs w:val="20"/>
-        </w:rPr>
-        <w:t>For the services in your solution (e.g. S3, RDS, ALB), explain which fault tolerance is built in by AWS and which you had to design, being precise about where the responsibility line falls for each.</w:t>
-      </w:r>
-    </w:p>
-    <w:p>
-      <w:pPr>
-        <w:rPr>
-          <w:i/>
-          <w:color w:val="6B6660"/>
-          <w:sz w:val="20"/>
-          <w:szCs w:val="20"/>
-        </w:rPr>
-      </w:pPr>
-      <w:r>
-        <w:rPr>
-          <w:i/>
-          <w:color w:val="6B6660"/>
-          <w:sz w:val="20"/>
-          <w:szCs w:val="20"/>
-        </w:rPr>
-        <w:t>[ Write your response here]</w:t>
-      </w:r>
-    </w:p>
-    <w:p>
-      <w:pPr>
-        <w:rPr>
-          <w:i/>
-          <w:color w:val="6B6660"/>
-          <w:sz w:val="20"/>
-          <w:szCs w:val="20"/>
-        </w:rPr>
-      </w:pPr>
-    </w:p>
-    <w:p>
-      <w:pPr>
-        <w:rPr>
-          <w:i/>
-          <w:color w:val="6B6660"/>
-          <w:sz w:val="20"/>
-          <w:szCs w:val="20"/>
-        </w:rPr>
-      </w:pPr>
-      <w:r>
-        <w:rPr>
-          <w:i/>
-          <w:color w:val="6B6660"/>
-          <w:sz w:val="20"/>
-          <w:szCs w:val="20"/>
-        </w:rPr>
-        <w:t xml:space="preserve">Q5. </w:t>
-      </w:r>
-      <w:r>
-        <w:rPr>
-          <w:i/>
-          <w:color w:val="6B6660"/>
-          <w:sz w:val="20"/>
-          <w:szCs w:val="20"/>
-        </w:rPr>
-        <w:t xml:space="preserve">Explain how load balancing and autoscaling work together to deliver availability beyond what </w:t>
-      </w:r>
-      <w:proofErr w:type="gramStart"/>
-      <w:r>
-        <w:rPr>
-          <w:i/>
-          <w:color w:val="6B6660"/>
-          <w:sz w:val="20"/>
-          <w:szCs w:val="20"/>
-        </w:rPr>
-        <w:t>either provides</w:t>
-      </w:r>
-      <w:proofErr w:type="gramEnd"/>
-      <w:r>
-        <w:rPr>
-          <w:i/>
-          <w:color w:val="6B6660"/>
-          <w:sz w:val="20"/>
-          <w:szCs w:val="20"/>
-        </w:rPr>
-        <w:t xml:space="preserve"> alone, then point to a specific failure simulation in your own work that this combination made survivable.</w:t>
+        <w:t>Explain how load balancing and autoscaling work together to deliver availability beyond what either provides alone, then point to a specific failure simulation in your own work that this combination made survivable.</w:t>
       </w:r>
     </w:p>
     <w:p>
@@ -4787,18 +4649,8 @@
                 <w:color w:val="6B6660"/>
                 <w:sz w:val="19"/>
               </w:rPr>
-              <w:t xml:space="preserve">[ created groups; MFA </w:t>
+              <w:t>[ created groups; MFA enabled ]</w:t>
             </w:r>
-            <w:proofErr w:type="gramStart"/>
-            <w:r>
-              <w:rPr>
-                <w:i/>
-                <w:color w:val="6B6660"/>
-                <w:sz w:val="19"/>
-              </w:rPr>
-              <w:t>enabled ]</w:t>
-            </w:r>
-            <w:proofErr w:type="gramEnd"/>
           </w:p>
         </w:tc>
       </w:tr>
@@ -4861,18 +4713,8 @@
                 <w:color w:val="6B6660"/>
                 <w:sz w:val="19"/>
               </w:rPr>
-              <w:t xml:space="preserve">[ subnets + </w:t>
+              <w:t>[ subnets + AZs ]</w:t>
             </w:r>
-            <w:proofErr w:type="gramStart"/>
-            <w:r>
-              <w:rPr>
-                <w:i/>
-                <w:color w:val="6B6660"/>
-                <w:sz w:val="19"/>
-              </w:rPr>
-              <w:t>AZs ]</w:t>
-            </w:r>
-            <w:proofErr w:type="gramEnd"/>
           </w:p>
         </w:tc>
       </w:tr>
@@ -4935,18 +4777,8 @@
                 <w:color w:val="6B6660"/>
                 <w:sz w:val="19"/>
               </w:rPr>
-              <w:t>[ running instances across AZs; ASG min/desired/</w:t>
+              <w:t>[ running instances across AZs; ASG min/desired/max ]</w:t>
             </w:r>
-            <w:proofErr w:type="gramStart"/>
-            <w:r>
-              <w:rPr>
-                <w:i/>
-                <w:color w:val="6B6660"/>
-                <w:sz w:val="19"/>
-              </w:rPr>
-              <w:t>max ]</w:t>
-            </w:r>
-            <w:proofErr w:type="gramEnd"/>
           </w:p>
         </w:tc>
       </w:tr>
@@ -5009,18 +4841,8 @@
                 <w:color w:val="6B6660"/>
                 <w:sz w:val="19"/>
               </w:rPr>
-              <w:t xml:space="preserve">[ healthy </w:t>
+              <w:t>[ healthy targets ]</w:t>
             </w:r>
-            <w:proofErr w:type="gramStart"/>
-            <w:r>
-              <w:rPr>
-                <w:i/>
-                <w:color w:val="6B6660"/>
-                <w:sz w:val="19"/>
-              </w:rPr>
-              <w:t>targets ]</w:t>
-            </w:r>
-            <w:proofErr w:type="gramEnd"/>
           </w:p>
         </w:tc>
       </w:tr>
@@ -5083,36 +4905,8 @@
                 <w:color w:val="6B6660"/>
                 <w:sz w:val="19"/>
               </w:rPr>
-              <w:t xml:space="preserve">[ available; </w:t>
+              <w:t>[ available; Multi-AZ status; encryption ]</w:t>
             </w:r>
-            <w:proofErr w:type="gramStart"/>
-            <w:r>
-              <w:rPr>
-                <w:i/>
-                <w:color w:val="6B6660"/>
-                <w:sz w:val="19"/>
-              </w:rPr>
-              <w:t>Multi-AZ</w:t>
-            </w:r>
-            <w:proofErr w:type="gramEnd"/>
-            <w:r>
-              <w:rPr>
-                <w:i/>
-                <w:color w:val="6B6660"/>
-                <w:sz w:val="19"/>
-              </w:rPr>
-              <w:t xml:space="preserve"> status; </w:t>
-            </w:r>
-            <w:proofErr w:type="gramStart"/>
-            <w:r>
-              <w:rPr>
-                <w:i/>
-                <w:color w:val="6B6660"/>
-                <w:sz w:val="19"/>
-              </w:rPr>
-              <w:t>encryption ]</w:t>
-            </w:r>
-            <w:proofErr w:type="gramEnd"/>
           </w:p>
         </w:tc>
       </w:tr>
@@ -5175,18 +4969,8 @@
                 <w:color w:val="6B6660"/>
                 <w:sz w:val="19"/>
               </w:rPr>
-              <w:t xml:space="preserve">[ the alarms / service-level </w:t>
+              <w:t>[ the alarms / service-level dashboard ]</w:t>
             </w:r>
-            <w:proofErr w:type="gramStart"/>
-            <w:r>
-              <w:rPr>
-                <w:i/>
-                <w:color w:val="6B6660"/>
-                <w:sz w:val="19"/>
-              </w:rPr>
-              <w:t>dashboard ]</w:t>
-            </w:r>
-            <w:proofErr w:type="gramEnd"/>
           </w:p>
         </w:tc>
       </w:tr>
@@ -5230,18 +5014,8 @@
                 <w:color w:val="6B6660"/>
                 <w:sz w:val="19"/>
               </w:rPr>
-              <w:t xml:space="preserve">[ add as your deployment </w:t>
+              <w:t>[ add as your deployment requires ]</w:t>
             </w:r>
-            <w:proofErr w:type="gramStart"/>
-            <w:r>
-              <w:rPr>
-                <w:i/>
-                <w:color w:val="6B6660"/>
-                <w:sz w:val="19"/>
-              </w:rPr>
-              <w:t>requires ]</w:t>
-            </w:r>
-            <w:proofErr w:type="gramEnd"/>
           </w:p>
         </w:tc>
         <w:tc>
@@ -5292,17 +5066,8 @@
           <w:i/>
           <w:color w:val="6B6660"/>
         </w:rPr>
-        <w:t xml:space="preserve">[ Configuration </w:t>
-      </w:r>
-      <w:proofErr w:type="gramStart"/>
-      <w:r>
-        <w:rPr>
-          <w:i/>
-          <w:color w:val="6B6660"/>
-        </w:rPr>
-        <w:t>exports ]</w:t>
-      </w:r>
-      <w:proofErr w:type="gramEnd"/>
+        <w:t>[ Configuration exports ]</w:t>
+      </w:r>
     </w:p>
     <w:p>
       <w:pPr>
@@ -5334,17 +5099,8 @@
           <w:i/>
           <w:color w:val="6B6660"/>
         </w:rPr>
-        <w:t xml:space="preserve">[ Test and simulation </w:t>
-      </w:r>
-      <w:proofErr w:type="gramStart"/>
-      <w:r>
-        <w:rPr>
-          <w:i/>
-          <w:color w:val="6B6660"/>
-        </w:rPr>
-        <w:t>evidence ]</w:t>
-      </w:r>
-      <w:proofErr w:type="gramEnd"/>
+        <w:t>[ Test and simulation evidence ]</w:t>
+      </w:r>
     </w:p>
     <w:p>
       <w:pPr>
@@ -5604,13 +5360,7 @@
       </w:pPr>
       <w:r>
         <w:lastRenderedPageBreak/>
-        <w:t>Appendix D — Reflections (S1 CL1 AT</w:t>
-      </w:r>
-      <w:r>
-        <w:t>3</w:t>
-      </w:r>
-      <w:r>
-        <w:t xml:space="preserve"> only)</w:t>
+        <w:t>Appendix D — Reflections (S1 CL1 AT3 only)</w:t>
       </w:r>
     </w:p>
     <w:p>
@@ -5795,36 +5545,7 @@
           <w:sz w:val="20"/>
           <w:szCs w:val="20"/>
         </w:rPr>
-        <w:t xml:space="preserve">Describe a moment during your time-boxed maintenance window where something didn't go as expected and you had to decide how to respond — what the problem was, how you diagnosed it, and the call you made. (If nothing went wrong, say so honestly and </w:t>
-      </w:r>
-      <w:proofErr w:type="spellStart"/>
-      <w:r>
-        <w:rPr>
-          <w:i/>
-          <w:color w:val="6B6660"/>
-          <w:sz w:val="20"/>
-          <w:szCs w:val="20"/>
-        </w:rPr>
-        <w:t>analyse</w:t>
-      </w:r>
-      <w:proofErr w:type="spellEnd"/>
-      <w:r>
-        <w:rPr>
-          <w:i/>
-          <w:color w:val="6B6660"/>
-          <w:sz w:val="20"/>
-          <w:szCs w:val="20"/>
-        </w:rPr>
-        <w:t xml:space="preserve"> the most likely "gotcha" you were watching for and how you'd have handled it.)</w:t>
-      </w:r>
-      <w:r>
-        <w:rPr>
-          <w:i/>
-          <w:color w:val="6B6660"/>
-          <w:sz w:val="20"/>
-          <w:szCs w:val="20"/>
-        </w:rPr>
-        <w:t xml:space="preserve"> </w:t>
+        <w:t xml:space="preserve">Describe a moment during your time-boxed maintenance window where something didn't go as expected and you had to decide how to respond — what the problem was, how you diagnosed it, and the call you made. (If nothing went wrong, say so honestly and analyse the most likely "gotcha" you were watching for and how you'd have handled it.) </w:t>
       </w:r>
     </w:p>
     <w:p>
@@ -5953,18 +5674,8 @@
                 <w:color w:val="6B6660"/>
                 <w:sz w:val="19"/>
               </w:rPr>
-              <w:t xml:space="preserve">[ </w:t>
+              <w:t>[ v1.0 ]</w:t>
             </w:r>
-            <w:proofErr w:type="gramStart"/>
-            <w:r>
-              <w:rPr>
-                <w:i/>
-                <w:color w:val="6B6660"/>
-                <w:sz w:val="19"/>
-              </w:rPr>
-              <w:t>v1.0 ]</w:t>
-            </w:r>
-            <w:proofErr w:type="gramEnd"/>
           </w:p>
         </w:tc>
       </w:tr>
@@ -6008,18 +5719,8 @@
                 <w:color w:val="6B6660"/>
                 <w:sz w:val="19"/>
               </w:rPr>
-              <w:t xml:space="preserve">[ Name, </w:t>
+              <w:t>[ Name, role ]</w:t>
             </w:r>
-            <w:proofErr w:type="gramStart"/>
-            <w:r>
-              <w:rPr>
-                <w:i/>
-                <w:color w:val="6B6660"/>
-                <w:sz w:val="19"/>
-              </w:rPr>
-              <w:t>role ]</w:t>
-            </w:r>
-            <w:proofErr w:type="gramEnd"/>
           </w:p>
         </w:tc>
       </w:tr>
@@ -6063,18 +5764,8 @@
                 <w:color w:val="6B6660"/>
                 <w:sz w:val="19"/>
               </w:rPr>
-              <w:t xml:space="preserve">[ Engagement </w:t>
+              <w:t>[ Engagement name ]</w:t>
             </w:r>
-            <w:proofErr w:type="gramStart"/>
-            <w:r>
-              <w:rPr>
-                <w:i/>
-                <w:color w:val="6B6660"/>
-                <w:sz w:val="19"/>
-              </w:rPr>
-              <w:t>name ]</w:t>
-            </w:r>
-            <w:proofErr w:type="gramEnd"/>
           </w:p>
         </w:tc>
       </w:tr>
@@ -6118,18 +5809,8 @@
                 <w:color w:val="6B6660"/>
                 <w:sz w:val="19"/>
               </w:rPr>
-              <w:t>[ DD/MM/</w:t>
+              <w:t>[ DD/MM/YYYY ]</w:t>
             </w:r>
-            <w:proofErr w:type="gramStart"/>
-            <w:r>
-              <w:rPr>
-                <w:i/>
-                <w:color w:val="6B6660"/>
-                <w:sz w:val="19"/>
-              </w:rPr>
-              <w:t>YYYY ]</w:t>
-            </w:r>
-            <w:proofErr w:type="gramEnd"/>
           </w:p>
         </w:tc>
       </w:tr>
@@ -6218,18 +5899,8 @@
                 <w:color w:val="6B6660"/>
                 <w:sz w:val="19"/>
               </w:rPr>
-              <w:t xml:space="preserve">[ the design implemented; predecessor/successor </w:t>
+              <w:t>[ the design implemented; predecessor/successor reports ]</w:t>
             </w:r>
-            <w:proofErr w:type="gramStart"/>
-            <w:r>
-              <w:rPr>
-                <w:i/>
-                <w:color w:val="6B6660"/>
-                <w:sz w:val="19"/>
-              </w:rPr>
-              <w:t>reports ]</w:t>
-            </w:r>
-            <w:proofErr w:type="gramEnd"/>
           </w:p>
         </w:tc>
       </w:tr>
@@ -6544,23 +6215,7 @@
         <w:b/>
         <w:sz w:val="17"/>
       </w:rPr>
-      <w:t xml:space="preserve">This is a fictional </w:t>
-    </w:r>
-    <w:proofErr w:type="spellStart"/>
-    <w:r>
-      <w:rPr>
-        <w:b/>
-        <w:sz w:val="17"/>
-      </w:rPr>
-      <w:t>organisation</w:t>
-    </w:r>
-    <w:proofErr w:type="spellEnd"/>
-    <w:r>
-      <w:rPr>
-        <w:b/>
-        <w:sz w:val="17"/>
-      </w:rPr>
-      <w:t xml:space="preserve"> used as a case study in an educational context.</w:t>
+      <w:t>This is a fictional organisation used as a case study in an educational context.</w:t>
     </w:r>
   </w:p>
 </w:hdr>
@@ -6579,23 +6234,7 @@
         <w:b/>
         <w:sz w:val="17"/>
       </w:rPr>
-      <w:t xml:space="preserve">This is a fictional </w:t>
-    </w:r>
-    <w:proofErr w:type="spellStart"/>
-    <w:r>
-      <w:rPr>
-        <w:b/>
-        <w:sz w:val="17"/>
-      </w:rPr>
-      <w:t>organisation</w:t>
-    </w:r>
-    <w:proofErr w:type="spellEnd"/>
-    <w:r>
-      <w:rPr>
-        <w:b/>
-        <w:sz w:val="17"/>
-      </w:rPr>
-      <w:t xml:space="preserve"> used as a case study in an educational context.</w:t>
+      <w:t>This is a fictional organisation used as a case study in an educational context.</w:t>
     </w:r>
   </w:p>
 </w:hdr>
@@ -6614,23 +6253,7 @@
         <w:b/>
         <w:sz w:val="17"/>
       </w:rPr>
-      <w:t xml:space="preserve">This is a fictional </w:t>
-    </w:r>
-    <w:proofErr w:type="spellStart"/>
-    <w:r>
-      <w:rPr>
-        <w:b/>
-        <w:sz w:val="17"/>
-      </w:rPr>
-      <w:t>organisation</w:t>
-    </w:r>
-    <w:proofErr w:type="spellEnd"/>
-    <w:r>
-      <w:rPr>
-        <w:b/>
-        <w:sz w:val="17"/>
-      </w:rPr>
-      <w:t xml:space="preserve"> used as a case study in an educational context.</w:t>
+      <w:t>This is a fictional organisation used as a case study in an educational context.</w:t>
     </w:r>
   </w:p>
 </w:hdr>
